--- a/docs/plan/M7/02-技术方案.docx
+++ b/docs/plan/M7/02-技术方案.docx
@@ -75,7 +75,7 @@
         <w:jc w:val="both"/>
       </w:pPr>
       <w:r>
-        <w:t xml:space="preserve">目标新增 tests/ai-eval/{dataset,fixture,oracle,runner,report} 或项目现有测试约定下的等价目录；脚本只有在实现后才作为运行说明命令。评测运行使用专用本机库，不重置开发库。</w:t>
+        <w:t xml:space="preserve">目标新增 apps/api/test/ai-eval/{dataset,fixture,oracle,runner,report}；脚本只有在实现后才作为运行说明命令。评测运行使用专用本机库，不重置开发库。</w:t>
       </w:r>
     </w:p>
     <w:p>
